--- a/小野町_引継ぎ_整理済/23_障がいアンケート分析/小野町_障がい調査_問31と給付実績の食い違いの切り分け_20261007.docx
+++ b/小野町_引継ぎ_整理済/23_障がいアンケート分析/小野町_障がい調査_問31と給付実績の食い違いの切り分け_20261007.docx
@@ -755,6 +755,7 @@
     </w:p>
     <w:p>
       <w:pPr>
+        <w:pStyle w:val="Heading1"/>
         <w:keepNext/>
         <w:spacing w:before="240" w:after="100"/>
       </w:pPr>
@@ -787,6 +788,7 @@
     </w:p>
     <w:p>
       <w:pPr>
+        <w:pStyle w:val="Heading2"/>
         <w:keepNext/>
         <w:spacing w:before="180" w:after="100"/>
       </w:pPr>
@@ -937,6 +939,7 @@
     </w:p>
     <w:p>
       <w:pPr>
+        <w:pStyle w:val="Heading1"/>
         <w:keepNext/>
         <w:spacing w:before="240" w:after="100"/>
       </w:pPr>
@@ -3383,6 +3386,7 @@
     </w:p>
     <w:p>
       <w:pPr>
+        <w:pStyle w:val="Heading1"/>
         <w:keepNext/>
         <w:spacing w:before="240" w:after="100"/>
       </w:pPr>
@@ -3815,6 +3819,7 @@
     </w:p>
     <w:p>
       <w:pPr>
+        <w:pStyle w:val="Heading2"/>
         <w:keepNext/>
         <w:spacing w:before="180" w:after="100"/>
       </w:pPr>
@@ -3883,6 +3888,7 @@
     </w:p>
     <w:p>
       <w:pPr>
+        <w:pStyle w:val="Heading2"/>
         <w:keepNext/>
         <w:spacing w:before="180" w:after="100"/>
       </w:pPr>
@@ -4366,6 +4372,7 @@
     </w:p>
     <w:p>
       <w:pPr>
+        <w:pStyle w:val="Heading1"/>
         <w:keepNext/>
         <w:spacing w:before="240" w:after="100"/>
       </w:pPr>
@@ -4757,6 +4764,7 @@
     </w:p>
     <w:p>
       <w:pPr>
+        <w:pStyle w:val="Heading1"/>
         <w:keepNext/>
         <w:spacing w:before="240" w:after="100"/>
       </w:pPr>
@@ -5408,6 +5416,7 @@
     </w:p>
     <w:p>
       <w:pPr>
+        <w:pStyle w:val="Heading1"/>
         <w:keepNext/>
         <w:spacing w:before="240" w:after="100"/>
       </w:pPr>
@@ -5800,6 +5809,7 @@
     </w:p>
     <w:p>
       <w:pPr>
+        <w:pStyle w:val="Heading1"/>
         <w:keepNext/>
         <w:spacing w:before="240" w:after="100"/>
       </w:pPr>
@@ -7082,6 +7092,7 @@
     <w:rPr>
       <w:rFonts w:ascii="游ゴシック" w:hAnsi="游ゴシック" w:eastAsia="游ゴシック"/>
       <w:sz w:val="21"/>
+      <w:lang w:val="en-US" w:eastAsia="ja-JP"/>
     </w:rPr>
   </w:style>
   <w:style w:type="paragraph" w:styleId="Header">
@@ -7139,15 +7150,17 @@
     <w:pPr>
       <w:keepNext/>
       <w:keepLines/>
-      <w:spacing w:before="480" w:after="0"/>
+      <w:spacing w:before="240" w:after="100"/>
+      <w:ind w:left="0" w:firstLine="0"/>
       <w:outlineLvl w:val="0"/>
     </w:pPr>
     <w:rPr>
-      <w:rFonts w:asciiTheme="majorHAnsi" w:eastAsiaTheme="majorEastAsia" w:hAnsiTheme="majorHAnsi" w:cstheme="majorBidi"/>
+      <w:rFonts w:asciiTheme="majorHAnsi" w:eastAsiaTheme="majorEastAsia" w:hAnsiTheme="majorHAnsi" w:cstheme="majorBidi" w:ascii="游ゴシック" w:hAnsi="游ゴシック" w:eastAsia="游ゴシック"/>
       <w:b/>
       <w:bCs/>
-      <w:color w:val="365F91" w:themeColor="accent1" w:themeShade="BF"/>
-      <w:sz w:val="28"/>
+      <w:i w:val="0"/>
+      <w:color w:val="2E74B5"/>
+      <w:sz w:val="30"/>
       <w:szCs w:val="28"/>
     </w:rPr>
   </w:style>
@@ -7163,15 +7176,17 @@
     <w:pPr>
       <w:keepNext/>
       <w:keepLines/>
-      <w:spacing w:before="200" w:after="0"/>
+      <w:spacing w:before="180" w:after="100"/>
+      <w:ind w:left="0" w:firstLine="0"/>
       <w:outlineLvl w:val="1"/>
     </w:pPr>
     <w:rPr>
-      <w:rFonts w:asciiTheme="majorHAnsi" w:eastAsiaTheme="majorEastAsia" w:hAnsiTheme="majorHAnsi" w:cstheme="majorBidi"/>
+      <w:rFonts w:asciiTheme="majorHAnsi" w:eastAsiaTheme="majorEastAsia" w:hAnsiTheme="majorHAnsi" w:cstheme="majorBidi" w:ascii="游ゴシック" w:hAnsi="游ゴシック" w:eastAsia="游ゴシック"/>
       <w:b/>
       <w:bCs/>
-      <w:color w:val="4F81BD" w:themeColor="accent1"/>
-      <w:sz w:val="26"/>
+      <w:i w:val="0"/>
+      <w:color w:val="2E74B5"/>
+      <w:sz w:val="25"/>
       <w:szCs w:val="26"/>
     </w:rPr>
   </w:style>
@@ -7187,14 +7202,17 @@
     <w:pPr>
       <w:keepNext/>
       <w:keepLines/>
-      <w:spacing w:before="200" w:after="0"/>
+      <w:spacing w:before="180" w:after="80"/>
+      <w:ind w:left="0" w:firstLine="0"/>
       <w:outlineLvl w:val="2"/>
     </w:pPr>
     <w:rPr>
-      <w:rFonts w:asciiTheme="majorHAnsi" w:eastAsiaTheme="majorEastAsia" w:hAnsiTheme="majorHAnsi" w:cstheme="majorBidi"/>
+      <w:rFonts w:asciiTheme="majorHAnsi" w:eastAsiaTheme="majorEastAsia" w:hAnsiTheme="majorHAnsi" w:cstheme="majorBidi" w:ascii="游ゴシック" w:hAnsi="游ゴシック" w:eastAsia="游ゴシック"/>
       <w:b/>
       <w:bCs/>
-      <w:color w:val="4F81BD" w:themeColor="accent1"/>
+      <w:i w:val="0"/>
+      <w:color w:val="1F4D78"/>
+      <w:sz w:val="22"/>
     </w:rPr>
   </w:style>
   <w:style w:type="paragraph" w:styleId="Heading4">

--- a/小野町_引継ぎ_整理済/23_障がいアンケート分析/小野町_障がい調査_問31と給付実績の食い違いの切り分け_20261007.docx
+++ b/小野町_引継ぎ_整理済/23_障がいアンケート分析/小野町_障がい調査_問31と給付実績の食い違いの切り分け_20261007.docx
@@ -3637,6 +3637,7 @@
           </w:tcPr>
           <w:p>
             <w:pPr>
+              <w:keepNext/>
               <w:spacing w:before="20" w:after="20"/>
             </w:pPr>
             <w:r>
@@ -3657,6 +3658,7 @@
           </w:tcPr>
           <w:p>
             <w:pPr>
+              <w:keepNext/>
               <w:spacing w:before="20" w:after="20"/>
             </w:pPr>
             <w:r>
@@ -3677,6 +3679,7 @@
           </w:tcPr>
           <w:p>
             <w:pPr>
+              <w:keepNext/>
               <w:spacing w:before="20" w:after="20"/>
             </w:pPr>
             <w:r>
@@ -3697,6 +3700,7 @@
           </w:tcPr>
           <w:p>
             <w:pPr>
+              <w:keepNext/>
               <w:spacing w:before="20" w:after="20"/>
             </w:pPr>
             <w:r>
@@ -4198,6 +4202,7 @@
           </w:tcPr>
           <w:p>
             <w:pPr>
+              <w:keepNext/>
               <w:spacing w:before="20" w:after="20"/>
             </w:pPr>
             <w:r>
@@ -4218,6 +4223,7 @@
           </w:tcPr>
           <w:p>
             <w:pPr>
+              <w:keepNext/>
               <w:spacing w:before="20" w:after="20"/>
             </w:pPr>
             <w:r>
@@ -4238,6 +4244,7 @@
           </w:tcPr>
           <w:p>
             <w:pPr>
+              <w:keepNext/>
               <w:spacing w:before="20" w:after="20"/>
             </w:pPr>
             <w:r>
@@ -4532,6 +4539,7 @@
           </w:tcPr>
           <w:p>
             <w:pPr>
+              <w:keepNext/>
               <w:spacing w:before="20" w:after="20"/>
             </w:pPr>
             <w:r>
@@ -4552,6 +4560,7 @@
           </w:tcPr>
           <w:p>
             <w:pPr>
+              <w:keepNext/>
               <w:spacing w:before="20" w:after="20"/>
             </w:pPr>
             <w:r>
@@ -4572,6 +4581,7 @@
           </w:tcPr>
           <w:p>
             <w:pPr>
+              <w:keepNext/>
               <w:spacing w:before="20" w:after="20"/>
               <w:jc w:val="right"/>
             </w:pPr>
@@ -4593,6 +4603,7 @@
           </w:tcPr>
           <w:p>
             <w:pPr>
+              <w:keepNext/>
               <w:spacing w:before="20" w:after="20"/>
               <w:jc w:val="right"/>
             </w:pPr>
@@ -5220,6 +5231,7 @@
           </w:tcPr>
           <w:p>
             <w:pPr>
+              <w:keepNext/>
               <w:spacing w:before="20" w:after="20"/>
             </w:pPr>
             <w:r>
@@ -5240,6 +5252,7 @@
           </w:tcPr>
           <w:p>
             <w:pPr>
+              <w:keepNext/>
               <w:spacing w:before="20" w:after="20"/>
             </w:pPr>
             <w:r>
@@ -5260,6 +5273,7 @@
           </w:tcPr>
           <w:p>
             <w:pPr>
+              <w:keepNext/>
               <w:spacing w:before="20" w:after="20"/>
             </w:pPr>
             <w:r>
@@ -5280,6 +5294,7 @@
           </w:tcPr>
           <w:p>
             <w:pPr>
+              <w:keepNext/>
               <w:spacing w:before="20" w:after="20"/>
             </w:pPr>
             <w:r>
@@ -5685,6 +5700,7 @@
           </w:tcPr>
           <w:p>
             <w:pPr>
+              <w:keepNext/>
               <w:spacing w:before="20" w:after="20"/>
             </w:pPr>
             <w:r>
@@ -5705,6 +5721,7 @@
           </w:tcPr>
           <w:p>
             <w:pPr>
+              <w:keepNext/>
               <w:spacing w:before="20" w:after="20"/>
             </w:pPr>
             <w:r>
@@ -5725,6 +5742,7 @@
           </w:tcPr>
           <w:p>
             <w:pPr>
+              <w:keepNext/>
               <w:spacing w:before="20" w:after="20"/>
             </w:pPr>
             <w:r>

--- a/小野町_引継ぎ_整理済/23_障がいアンケート分析/小野町_障がい調査_問31と給付実績の食い違いの切り分け_20261007.docx
+++ b/小野町_引継ぎ_整理済/23_障がいアンケート分析/小野町_障がい調査_問31と給付実績の食い違いの切り分け_20261007.docx
@@ -6397,6 +6397,7 @@
           </w:tcPr>
           <w:p>
             <w:pPr>
+              <w:keepNext/>
               <w:spacing w:before="20" w:after="20"/>
             </w:pPr>
             <w:r>
@@ -6417,6 +6418,7 @@
           </w:tcPr>
           <w:p>
             <w:pPr>
+              <w:keepNext/>
               <w:spacing w:before="20" w:after="20"/>
             </w:pPr>
             <w:r>
@@ -6437,6 +6439,7 @@
           </w:tcPr>
           <w:p>
             <w:pPr>
+              <w:keepNext/>
               <w:spacing w:before="20" w:after="20"/>
             </w:pPr>
             <w:r>
@@ -6457,6 +6460,7 @@
           </w:tcPr>
           <w:p>
             <w:pPr>
+              <w:keepNext/>
               <w:spacing w:before="20" w:after="20"/>
             </w:pPr>
             <w:r>

--- a/小野町_引継ぎ_整理済/23_障がいアンケート分析/小野町_障がい調査_問31と給付実績の食い違いの切り分け_20261007.docx
+++ b/小野町_引継ぎ_整理済/23_障がいアンケート分析/小野町_障がい調査_問31と給付実績の食い違いの切り分け_20261007.docx
@@ -203,7 +203,7 @@
             <w:rFonts w:ascii="游ゴシック" w:hAnsi="游ゴシック" w:eastAsia="游ゴシック"/>
             <w:sz w:val="20"/>
           </w:rPr>
-          <w:t xml:space="preserve">（1）はじめにお詫びと訂正</w:t>
+          <w:t xml:space="preserve">（1）集計し直すために要るもの</w:t>
         </w:r>
         <w:r>
           <w:rPr>
@@ -801,7 +801,7 @@
           <w:color w:val="2E74B5"/>
           <w:sz w:val="25"/>
         </w:rPr>
-        <w:t>（1）はじめにお詫びと訂正</w:t>
+        <w:t>（1）集計し直すために要るもの</w:t>
       </w:r>
       <w:bookmarkEnd w:id="102"/>
     </w:p>
@@ -812,38 +812,11 @@
       <w:r>
         <w:rPr>
           <w:rFonts w:ascii="游ゴシック" w:hAnsi="游ゴシック" w:eastAsia="游ゴシック"/>
-          <w:b w:val="0"/>
-          <w:i w:val="0"/>
-          <w:sz w:val="21"/>
-        </w:rPr>
-        <w:t>10月7日のまとめで、</w:t>
-      </w:r>
-      <w:r>
-        <w:rPr>
-          <w:rFonts w:ascii="游ゴシック" w:hAnsi="游ゴシック" w:eastAsia="游ゴシック"/>
           <w:b/>
           <w:i w:val="0"/>
           <w:sz w:val="21"/>
         </w:rPr>
-        <w:t>「介護保険の利用の有無（問29）で分けて問31を集計し直せばよい。既にあるデータでできる作業で、追加調査は要りません」</w:t>
-      </w:r>
-      <w:r>
-        <w:rPr>
-          <w:rFonts w:ascii="游ゴシック" w:hAnsi="游ゴシック" w:eastAsia="游ゴシック"/>
-          <w:b w:val="0"/>
-          <w:i w:val="0"/>
-          <w:sz w:val="21"/>
-        </w:rPr>
-        <w:t>と申し上げました。</w:t>
-      </w:r>
-      <w:r>
-        <w:rPr>
-          <w:rFonts w:ascii="游ゴシック" w:hAnsi="游ゴシック" w:eastAsia="游ゴシック"/>
-          <w:b/>
-          <w:i w:val="0"/>
-          <w:sz w:val="21"/>
-        </w:rPr>
-        <w:t>これは誤りでした。</w:t>
+        <w:t>介護保険の利用の有無（問29）で分けて問31を集計し直すには、個票（1件ごとの回答データ）が要ります。</w:t>
       </w:r>
     </w:p>
     <w:p>
